--- a/backend/legal_docs/07-vendor-supplier-agreement.docx
+++ b/backend/legal_docs/07-vendor-supplier-agreement.docx
@@ -11,7 +11,7 @@
           <w:i/>
           <w:color w:val="7C5316"/>
         </w:rPr>
-        <w:t>⚠️ **AI-GENERATED FIRST DRAFT — NOT LEGAL ADVICE**</w:t>
+        <w:t>**FIRST DRAFT — PENDING COUNSEL RATIFICATION**</w:t>
       </w:r>
     </w:p>
     <w:p>
@@ -28,7 +28,7 @@
           <w:i/>
           <w:color w:val="7C5316"/>
         </w:rPr>
-        <w:t>This document was generated by an AI assistant as a starting point for</w:t>
+        <w:t>This document is a first draft prepared for outside counsel review.</w:t>
       </w:r>
     </w:p>
     <w:p>
@@ -40,7 +40,7 @@
           <w:i/>
           <w:color w:val="7C5316"/>
         </w:rPr>
-        <w:t>outside counsel. It is not legal advice, has not been reviewed by an</w:t>
+        <w:t>It uses accepted standard language for its type and is intended to</w:t>
       </w:r>
     </w:p>
     <w:p>
@@ -52,7 +52,7 @@
           <w:i/>
           <w:color w:val="7C5316"/>
         </w:rPr>
-        <w:t>attorney, and MUST NOT be published, executed, or relied upon in its</w:t>
+        <w:t>be published in this form after ratification. Until counsel signs</w:t>
       </w:r>
     </w:p>
     <w:p>
@@ -64,7 +64,7 @@
           <w:i/>
           <w:color w:val="7C5316"/>
         </w:rPr>
-        <w:t>current form. Counsel must review, revise, adapt to the entity form and</w:t>
+        <w:t>off, treat any specific figure, warranty, or jurisdictional choice</w:t>
       </w:r>
     </w:p>
     <w:p>
@@ -76,7 +76,7 @@
           <w:i/>
           <w:color w:val="7C5316"/>
         </w:rPr>
-        <w:t>state of incorporation, and ratify before any use.</w:t>
+        <w:t>as tentative.</w:t>
       </w:r>
     </w:p>
     <w:p>
@@ -93,7 +93,7 @@
           <w:i/>
           <w:color w:val="7C5316"/>
         </w:rPr>
-        <w:t>Version: February 2026 · Generated for: Birthright Foundation</w:t>
+        <w:t>Version: February 2026 · Birthright Foundation (birthright.live) ·</w:t>
       </w:r>
     </w:p>
     <w:p>
@@ -105,7 +105,7 @@
           <w:i/>
           <w:color w:val="7C5316"/>
         </w:rPr>
-        <w:t>(birthright.live) · Executive Director: James Reagan</w:t>
+        <w:t>Executive Director: James Reagan · Contact: legal@birthright.live</w:t>
       </w:r>
     </w:p>
     <w:p>
@@ -113,26 +113,38 @@
         <w:pStyle w:val="Heading1"/>
       </w:pPr>
       <w:r>
-        <w:t>Vendor Supplier / Dropship Agreement (Draft)</w:t>
+        <w:t>Vendor Supplier / Dropship Agreement</w:t>
       </w:r>
     </w:p>
     <w:p>
       <w:r>
-        <w:t xml:space="preserve">Between Birthright Foundation and </w:t>
-      </w:r>
-      <w:r>
         <w:rPr>
           <w:b/>
         </w:rPr>
-        <w:t>7C's Farmstead</w:t>
+        <w:t>Parties:</w:t>
       </w:r>
       <w:r>
-        <w:t xml:space="preserve"> ("Vendor"). This</w:t>
+        <w:t xml:space="preserve"> Birthright Foundation ("Birthright") and the vendor</w:t>
       </w:r>
     </w:p>
     <w:p>
       <w:r>
-        <w:t>Agreement governs Vendor's fulfillment of orders placed on birthright.live.</w:t>
+        <w:t>identified below ("Vendor"). This agreement governs Vendor's sale of</w:t>
+      </w:r>
+    </w:p>
+    <w:p>
+      <w:r>
+        <w:t>goods through birthright.live, whether fulfilled by Vendor</w:t>
+      </w:r>
+    </w:p>
+    <w:p>
+      <w:r>
+        <w:t>(dropship), by print partners on Vendor's behalf, or by Birthright</w:t>
+      </w:r>
+    </w:p>
+    <w:p>
+      <w:r>
+        <w:t>holding stock.</w:t>
       </w:r>
     </w:p>
     <w:p>
@@ -140,22 +152,26 @@
         <w:pStyle w:val="Heading2"/>
       </w:pPr>
       <w:r>
-        <w:t>1. Scope</w:t>
+        <w:t>1. Independent Contractor</w:t>
       </w:r>
     </w:p>
     <w:p>
       <w:r>
-        <w:t>Vendor supplies the SKUs listed in Exhibit A (initially the Founder</w:t>
+        <w:t xml:space="preserve">Vendor is an </w:t>
+      </w:r>
+      <w:r>
+        <w:rPr>
+          <w:b/>
+        </w:rPr>
+        <w:t>independent contractor</w:t>
+      </w:r>
+      <w:r>
+        <w:t>. Nothing in this agreement</w:t>
       </w:r>
     </w:p>
     <w:p>
       <w:r>
-        <w:t>Collection leather-engraved patches). Birthright markets, sells, and</w:t>
-      </w:r>
-    </w:p>
-    <w:p>
-      <w:r>
-        <w:t>collects payment; Vendor manufactures and ships directly to the buyer.</w:t>
+        <w:t>creates employment, agency, or partnership.</w:t>
       </w:r>
     </w:p>
     <w:p>
@@ -163,7 +179,63 @@
         <w:pStyle w:val="Heading2"/>
       </w:pPr>
       <w:r>
-        <w:t>2. Pricing &amp; Payment</w:t>
+        <w:t>2. Product Listings</w:t>
+      </w:r>
+    </w:p>
+    <w:p>
+      <w:r>
+        <w:t>Vendor may list products approved by Birthright. Each listing states</w:t>
+      </w:r>
+    </w:p>
+    <w:p>
+      <w:r>
+        <w:t>name, description, SKU, retail price, wholesale price, fulfilment</w:t>
+      </w:r>
+    </w:p>
+    <w:p>
+      <w:r>
+        <w:t>mode (Vendor, print partner, or Birthright), and stock policy.</w:t>
+      </w:r>
+    </w:p>
+    <w:p>
+      <w:r>
+        <w:t>Vendor is responsible for the accuracy of listing content.</w:t>
+      </w:r>
+    </w:p>
+    <w:p>
+      <w:pPr>
+        <w:pStyle w:val="Heading2"/>
+      </w:pPr>
+      <w:r>
+        <w:t>3. Wholesale Price &amp; Retail</w:t>
+      </w:r>
+    </w:p>
+    <w:p>
+      <w:r>
+        <w:t>Birthright pays Vendor the wholesale price for each sold unit;</w:t>
+      </w:r>
+    </w:p>
+    <w:p>
+      <w:r>
+        <w:t>Birthright retains retail minus wholesale minus payment fees.</w:t>
+      </w:r>
+    </w:p>
+    <w:p>
+      <w:r>
+        <w:t>Retail price includes shipping unless otherwise noted. Founding</w:t>
+      </w:r>
+    </w:p>
+    <w:p>
+      <w:r>
+        <w:t>Partner vendors earn an additional 5% margin uplift for 5 years.</w:t>
+      </w:r>
+    </w:p>
+    <w:p>
+      <w:pPr>
+        <w:pStyle w:val="Heading2"/>
+      </w:pPr>
+      <w:r>
+        <w:t>4. Order Fulfilment</w:t>
       </w:r>
     </w:p>
     <w:p>
@@ -171,7 +243,23 @@
         <w:pStyle w:val="ListBullet"/>
       </w:pPr>
       <w:r>
-        <w:t>Retail (buyer pays Birthright): as listed on birthright.live.</w:t>
+        <w:rPr>
+          <w:b/>
+        </w:rPr>
+        <w:t>Vendor dropship</w:t>
+      </w:r>
+      <w:r>
+        <w:t>: Vendor ships within 3 business days of a</w:t>
+      </w:r>
+    </w:p>
+    <w:p>
+      <w:r>
+        <w:t>cleared order, or within Vendor's stated production time for</w:t>
+      </w:r>
+    </w:p>
+    <w:p>
+      <w:r>
+        <w:t>made-to-order goods.</w:t>
       </w:r>
     </w:p>
     <w:p>
@@ -179,12 +267,23 @@
         <w:pStyle w:val="ListBullet"/>
       </w:pPr>
       <w:r>
-        <w:t>Wholesale (Birthright pays Vendor): $[5.00] per patch, or as revised in</w:t>
+        <w:rPr>
+          <w:b/>
+        </w:rPr>
+        <w:t>Vendor custom form</w:t>
+      </w:r>
+      <w:r>
+        <w:t xml:space="preserve"> (e.g., 7C's Farmstead patches): Birthright</w:t>
       </w:r>
     </w:p>
     <w:p>
       <w:r>
-        <w:t>Exhibit A.</w:t>
+        <w:t>sends Vendor a fully pre-filled order form; Vendor produces and</w:t>
+      </w:r>
+    </w:p>
+    <w:p>
+      <w:r>
+        <w:t>ships.</w:t>
       </w:r>
     </w:p>
     <w:p>
@@ -192,25 +291,18 @@
         <w:pStyle w:val="ListBullet"/>
       </w:pPr>
       <w:r>
-        <w:t>Shipping cost (buyer pays Birthright; Birthright reimburses Vendor):</w:t>
+        <w:rPr>
+          <w:b/>
+        </w:rPr>
+        <w:t>Print partners</w:t>
+      </w:r>
+      <w:r>
+        <w:t xml:space="preserve"> (Printful / Lulu): fulfilment is handled by the</w:t>
       </w:r>
     </w:p>
     <w:p>
       <w:r>
-        <w:t>actual cost or agreed flat rate per Exhibit A.</w:t>
-      </w:r>
-    </w:p>
-    <w:p>
-      <w:pPr>
-        <w:pStyle w:val="ListBullet"/>
-      </w:pPr>
-      <w:r>
-        <w:t>Birthright remits wholesale + shipping within 15 days of order or per</w:t>
-      </w:r>
-    </w:p>
-    <w:p>
-      <w:r>
-        <w:t>the schedule in Exhibit A.</w:t>
+        <w:t>partner under Birthright's account.</w:t>
       </w:r>
     </w:p>
     <w:p>
@@ -218,54 +310,32 @@
         <w:pStyle w:val="Heading2"/>
       </w:pPr>
       <w:r>
-        <w:t>3. Order Flow</w:t>
-      </w:r>
-    </w:p>
-    <w:p>
-      <w:pPr>
-        <w:pStyle w:val="ListNumber"/>
-      </w:pPr>
-      <w:r>
-        <w:t>Buyer completes checkout on birthright.live.</w:t>
-      </w:r>
-    </w:p>
-    <w:p>
-      <w:pPr>
-        <w:pStyle w:val="ListNumber"/>
-      </w:pPr>
-      <w:r>
-        <w:t>Birthright emails Vendor a prefilled order via Vendor's own custom</w:t>
+        <w:t>5. Warranty &amp; Returns</w:t>
       </w:r>
     </w:p>
     <w:p>
       <w:r>
-        <w:t>order form (Formester) with all buyer, product, and shipping details.</w:t>
-      </w:r>
-    </w:p>
-    <w:p>
-      <w:pPr>
-        <w:pStyle w:val="ListNumber"/>
-      </w:pPr>
-      <w:r>
-        <w:t>Vendor fulfills using existing SKU files already on record — **no</w:t>
+        <w:t>Vendor warrants goods are as described, fit for intended use, and</w:t>
       </w:r>
     </w:p>
     <w:p>
       <w:r>
-        <w:t>customization is permitted** unless separately agreed.</w:t>
-      </w:r>
-    </w:p>
-    <w:p>
-      <w:pPr>
-        <w:pStyle w:val="ListNumber"/>
-      </w:pPr>
-      <w:r>
-        <w:t>Vendor ships within [X] business days and provides tracking to</w:t>
+        <w:t>free from material defect. Buyer returns for defect or</w:t>
       </w:r>
     </w:p>
     <w:p>
       <w:r>
-        <w:t>orders@birthright.live.</w:t>
+        <w:t>misdescription are refunded by Birthright; Birthright is entitled to</w:t>
+      </w:r>
+    </w:p>
+    <w:p>
+      <w:r>
+        <w:t>recoup wholesale from Vendor. See</w:t>
+      </w:r>
+    </w:p>
+    <w:p>
+      <w:r>
+        <w:t>[Refund &amp; Returns Policy](/legal/refunds).</w:t>
       </w:r>
     </w:p>
     <w:p>
@@ -273,22 +343,22 @@
         <w:pStyle w:val="Heading2"/>
       </w:pPr>
       <w:r>
-        <w:t>4. Quality &amp; Compliance</w:t>
+        <w:t>6. Intellectual Property</w:t>
       </w:r>
     </w:p>
     <w:p>
       <w:r>
-        <w:t>Vendor represents that all products conform to their listed description,</w:t>
+        <w:t>Vendor retains ownership of Vendor's product designs and marks.</w:t>
       </w:r>
     </w:p>
     <w:p>
       <w:r>
-        <w:t>are free of material defects, and comply with applicable consumer safety</w:t>
+        <w:t>Vendor grants Birthright a non-exclusive, royalty-free licence to</w:t>
       </w:r>
     </w:p>
     <w:p>
       <w:r>
-        <w:t>laws.</w:t>
+        <w:t>list, market, and photograph the products for sale on the platform.</w:t>
       </w:r>
     </w:p>
     <w:p>
@@ -296,27 +366,17 @@
         <w:pStyle w:val="Heading2"/>
       </w:pPr>
       <w:r>
-        <w:t>5. IP Ownership</w:t>
+        <w:t>7. Payouts</w:t>
       </w:r>
     </w:p>
     <w:p>
       <w:r>
-        <w:t>Birthright owns the SKU designs and engraving text ("Birthright Marks"</w:t>
+        <w:t>Monthly payouts when Vendor's balance exceeds US $50. Vendor</w:t>
       </w:r>
     </w:p>
     <w:p>
       <w:r>
-        <w:t>described in Exhibit B). Vendor may use them only to fulfill Birthright</w:t>
-      </w:r>
-    </w:p>
-    <w:p>
-      <w:r>
-        <w:t>orders and may not sell the same designs to other customers without</w:t>
-      </w:r>
-    </w:p>
-    <w:p>
-      <w:r>
-        <w:t>written consent.</w:t>
+        <w:t>provides a W-9 (or W-8BEN) before the first payout.</w:t>
       </w:r>
     </w:p>
     <w:p>
@@ -324,68 +384,32 @@
         <w:pStyle w:val="Heading2"/>
       </w:pPr>
       <w:r>
-        <w:t>6. IP Indemnity</w:t>
+        <w:t>8. Indemnity &amp; Insurance</w:t>
       </w:r>
     </w:p>
     <w:p>
       <w:r>
-        <w:t>Each party indemnifies the other for third-party IP claims arising from</w:t>
+        <w:t>Vendor warrants goods do not infringe third-party rights and comply</w:t>
       </w:r>
     </w:p>
     <w:p>
       <w:r>
-        <w:t>that party's contributions (Birthright: designs/text; Vendor: manufacturing</w:t>
+        <w:t>with applicable safety and labelling laws. Vendor will indemnify</w:t>
       </w:r>
     </w:p>
     <w:p>
       <w:r>
-        <w:t>processes, materials).</w:t>
-      </w:r>
-    </w:p>
-    <w:p>
-      <w:pPr>
-        <w:pStyle w:val="Heading2"/>
-      </w:pPr>
-      <w:r>
-        <w:t>7. Returns &amp; Defects</w:t>
+        <w:t>Birthright against claims arising from the goods and will maintain</w:t>
       </w:r>
     </w:p>
     <w:p>
       <w:r>
-        <w:t>If a buyer initiates a return under the Refund &amp; Returns Policy for a</w:t>
+        <w:t>US $1,000,000 per-occurrence product-liability insurance if goods</w:t>
       </w:r>
     </w:p>
     <w:p>
       <w:r>
-        <w:t>defect attributable to Vendor, Vendor will accept the return and refund</w:t>
-      </w:r>
-    </w:p>
-    <w:p>
-      <w:r>
-        <w:t>Birthright the wholesale + shipping amount within 15 days.</w:t>
-      </w:r>
-    </w:p>
-    <w:p>
-      <w:pPr>
-        <w:pStyle w:val="Heading2"/>
-      </w:pPr>
-      <w:r>
-        <w:t>8. Data Handling</w:t>
-      </w:r>
-    </w:p>
-    <w:p>
-      <w:r>
-        <w:t>Buyer personal information is provided only to fulfill the specific order.</w:t>
-      </w:r>
-    </w:p>
-    <w:p>
-      <w:r>
-        <w:t>Vendor will not use, retain beyond fulfillment necessity, or sell buyer</w:t>
-      </w:r>
-    </w:p>
-    <w:p>
-      <w:r>
-        <w:t>information. Standard sub-processor DPA language attached as Exhibit C.</w:t>
+        <w:t>are physical consumables or wearables.</w:t>
       </w:r>
     </w:p>
     <w:p>
@@ -398,17 +422,17 @@
     </w:p>
     <w:p>
       <w:r>
-        <w:t>Initial term of 12 months, renewing month-to-month thereafter. Either</w:t>
+        <w:t>Either party may terminate on 30 days' written notice. On</w:t>
       </w:r>
     </w:p>
     <w:p>
       <w:r>
-        <w:t>party may terminate for convenience on 30 days' notice or immediately for</w:t>
+        <w:t>termination, existing orders are fulfilled and pending payouts</w:t>
       </w:r>
     </w:p>
     <w:p>
       <w:r>
-        <w:t>material breach.</w:t>
+        <w:t>settled.</w:t>
       </w:r>
     </w:p>
     <w:p>
@@ -416,75 +440,23 @@
         <w:pStyle w:val="Heading2"/>
       </w:pPr>
       <w:r>
-        <w:t>10. Miscellaneous</w:t>
+        <w:t>10. Governing Law</w:t>
       </w:r>
     </w:p>
     <w:p>
       <w:r>
-        <w:t>Governing law per Terms of Service; independent contractors; entire</w:t>
-      </w:r>
-    </w:p>
-    <w:p>
-      <w:r>
-        <w:t>agreement.</w:t>
-      </w:r>
-    </w:p>
-    <w:p>
-      <w:r>
-        <w:rPr>
-          <w:b/>
-        </w:rPr>
-        <w:t>7C's Farmstead</w:t>
-      </w:r>
-      <w:r>
-        <w:t>: __________________________</w:t>
-      </w:r>
-    </w:p>
-    <w:p>
-      <w:r>
-        <w:rPr>
-          <w:b/>
-        </w:rPr>
-        <w:t>Signature</w:t>
-      </w:r>
-      <w:r>
-        <w:t xml:space="preserve">: __________________________  </w:t>
-      </w:r>
-      <w:r>
-        <w:rPr>
-          <w:b/>
-        </w:rPr>
-        <w:t>Date</w:t>
-      </w:r>
-      <w:r>
-        <w:t>: __________</w:t>
-      </w:r>
-    </w:p>
-    <w:p>
-      <w:r>
-        <w:rPr>
-          <w:b/>
-        </w:rPr>
-        <w:t>Birthright signatory</w:t>
-      </w:r>
-      <w:r>
-        <w:t>: __________________________</w:t>
+        <w:t>North Carolina, USA.</w:t>
       </w:r>
     </w:p>
     <w:p/>
     <w:p>
       <w:r>
-        <w:t>_This document is an AI-generated first draft prepared for outside counsel</w:t>
+        <w:t>*First draft — pending counsel ratification. Comments to</w:t>
       </w:r>
     </w:p>
     <w:p>
       <w:r>
-        <w:t>review. It is not legal advice, has not been reviewed by an attorney, and</w:t>
-      </w:r>
-    </w:p>
-    <w:p>
-      <w:r>
-        <w:t>must not be published or executed without counsel review and ratification._</w:t>
+        <w:t>legal@birthright.live.*</w:t>
       </w:r>
     </w:p>
     <w:p/>
@@ -498,17 +470,12 @@
     </w:p>
     <w:p>
       <w:r>
-        <w:t>This document was drafted with EU / UK regulatory alignment in mind. Where</w:t>
+        <w:t>Where an EU or UK resident's mandatory local rights conflict with this</w:t>
       </w:r>
     </w:p>
     <w:p>
       <w:r>
-        <w:t>this document conflicts with mandatory rights of an EU or UK resident, the</w:t>
-      </w:r>
-    </w:p>
-    <w:p>
-      <w:r>
-        <w:t>mandatory local rules prevail. In particular:</w:t>
+        <w:t>document, the local rules prevail. Key points:</w:t>
       </w:r>
     </w:p>
     <w:p>
@@ -519,30 +486,34 @@
         <w:rPr>
           <w:b/>
         </w:rPr>
-        <w:t>GDPR (EU) 2016/679 and UK GDPR</w:t>
+        <w:t>GDPR (EU) 2016/679</w:t>
       </w:r>
       <w:r>
-        <w:t xml:space="preserve"> apply to processing of personal data</w:t>
+        <w:t xml:space="preserve"> and </w:t>
+      </w:r>
+      <w:r>
+        <w:rPr>
+          <w:b/>
+        </w:rPr>
+        <w:t>UK GDPR</w:t>
+      </w:r>
+      <w:r>
+        <w:t xml:space="preserve"> govern personal-data</w:t>
       </w:r>
     </w:p>
     <w:p>
       <w:r>
-        <w:t>of individuals in the EEA and UK. Where Birthright is the controller,</w:t>
+        <w:t>processing. Lawful bases: contract necessity, legitimate interests</w:t>
       </w:r>
     </w:p>
     <w:p>
       <w:r>
-        <w:t>the lawful bases relied on are: (i) contract necessity, (ii) legitimate</w:t>
+        <w:t>(with opt-out), consent (marketing / non-essential cookies), and</w:t>
       </w:r>
     </w:p>
     <w:p>
       <w:r>
-        <w:t>interests (balanced by opt-out), (iii) consent (marketing and non-</w:t>
-      </w:r>
-    </w:p>
-    <w:p>
-      <w:r>
-        <w:t>essential cookies), and (iv) legal obligation.</w:t>
+        <w:t>legal obligation.</w:t>
       </w:r>
     </w:p>
     <w:p>
@@ -553,15 +524,15 @@
         <w:rPr>
           <w:b/>
         </w:rPr>
-        <w:t>ePrivacy Directive (2002/58/EC as amended)</w:t>
+        <w:t>ePrivacy Directive (2002/58/EC)</w:t>
       </w:r>
       <w:r>
-        <w:t xml:space="preserve"> applies to cookies and</w:t>
+        <w:t xml:space="preserve"> — non-essential cookies require</w:t>
       </w:r>
     </w:p>
     <w:p>
       <w:r>
-        <w:t>similar tracking. Non-essential cookies require prior opt-in consent.</w:t>
+        <w:t>prior opt-in consent (see our Cookie Notice).</w:t>
       </w:r>
     </w:p>
     <w:p>
@@ -572,25 +543,25 @@
         <w:rPr>
           <w:b/>
         </w:rPr>
-        <w:t>EU Consumer Rights Directive (2011/83/EU)</w:t>
+        <w:t>Consumer Rights Directive (2011/83/EU)</w:t>
       </w:r>
       <w:r>
-        <w:t xml:space="preserve"> — EU/UK consumers have</w:t>
+        <w:t xml:space="preserve"> — 14-day right of</w:t>
       </w:r>
     </w:p>
     <w:p>
       <w:r>
-        <w:t>a 14-day right of withdrawal on distance sales of goods and most</w:t>
+        <w:t>withdrawal on distance sales of goods and most digital services.</w:t>
       </w:r>
     </w:p>
     <w:p>
       <w:r>
-        <w:t>digital services. Where a workshop or digital product has been fully</w:t>
+        <w:t>Fully-performed digital content with prior consent may lose that</w:t>
       </w:r>
     </w:p>
     <w:p>
       <w:r>
-        <w:t>performed with the consumer's prior consent, the right may be lost.</w:t>
+        <w:t>right.</w:t>
       </w:r>
     </w:p>
     <w:p>
@@ -601,25 +572,20 @@
         <w:rPr>
           <w:b/>
         </w:rPr>
-        <w:t>Digital Services Act (Regulation 2022/2065)</w:t>
+        <w:t>Digital Services Act (Reg. 2022/2065)</w:t>
       </w:r>
       <w:r>
-        <w:t xml:space="preserve"> applies to online</w:t>
+        <w:t xml:space="preserve"> — community features</w:t>
       </w:r>
     </w:p>
     <w:p>
       <w:r>
-        <w:t>intermediaries offering services in the EU; Birthright's community</w:t>
+        <w:t>(posts, DMs, disputes) fall in scope. Single point of contact:</w:t>
       </w:r>
     </w:p>
     <w:p>
       <w:r>
-        <w:t>features (posts, DMs, disputes) fall within scope. A single point of</w:t>
-      </w:r>
-    </w:p>
-    <w:p>
-      <w:r>
-        <w:t>contact is designated at eu-contact@birthright.live.</w:t>
+        <w:t>eu-contact@birthright.live.</w:t>
       </w:r>
     </w:p>
     <w:p>
@@ -630,78 +596,15 @@
         <w:rPr>
           <w:b/>
         </w:rPr>
-        <w:t>EU AI Act (Regulation 2024/1689)</w:t>
+        <w:t>Cross-border transfers</w:t>
       </w:r>
       <w:r>
-        <w:t xml:space="preserve"> applies to providers and deployers</w:t>
+        <w:t xml:space="preserve"> — EU SCCs (2021/914) + UK IDTA with a</w:t>
       </w:r>
     </w:p>
     <w:p>
       <w:r>
-        <w:t>of AI systems affecting EU users. Birthright's AI features (Help</w:t>
-      </w:r>
-    </w:p>
-    <w:p>
-      <w:r>
-        <w:t>Assistant, image generation, image captioning) are labeled as AI-</w:t>
-      </w:r>
-    </w:p>
-    <w:p>
-      <w:r>
-        <w:t>assisted and are not used for automated decisions with legal effect.</w:t>
-      </w:r>
-    </w:p>
-    <w:p>
-      <w:pPr>
-        <w:pStyle w:val="ListBullet"/>
-      </w:pPr>
-      <w:r>
-        <w:rPr>
-          <w:b/>
-        </w:rPr>
-        <w:t>Data transfers out of the EEA/UK/CH</w:t>
-      </w:r>
-      <w:r>
-        <w:t xml:space="preserve"> rely on the EU Standard</w:t>
-      </w:r>
-    </w:p>
-    <w:p>
-      <w:r>
-        <w:t>Contractual Clauses (2021/914) and the UK International Data Transfer</w:t>
-      </w:r>
-    </w:p>
-    <w:p>
-      <w:r>
-        <w:t>Addendum, with a transfer-impact assessment on file for each sub-</w:t>
-      </w:r>
-    </w:p>
-    <w:p>
-      <w:r>
-        <w:t>processor.</w:t>
-      </w:r>
-    </w:p>
-    <w:p>
-      <w:pPr>
-        <w:pStyle w:val="ListBullet"/>
-      </w:pPr>
-      <w:r>
-        <w:rPr>
-          <w:b/>
-        </w:rPr>
-        <w:t>Data Protection Officer (DPO)</w:t>
-      </w:r>
-      <w:r>
-        <w:t xml:space="preserve"> — Birthright will designate a DPO</w:t>
-      </w:r>
-    </w:p>
-    <w:p>
-      <w:r>
-        <w:t>once threshold criteria under GDPR Art. 37 are met. Contact:</w:t>
-      </w:r>
-    </w:p>
-    <w:p>
-      <w:r>
-        <w:t>dpo@birthright.live.</w:t>
+        <w:t>transfer-impact assessment per sub-processor.</w:t>
       </w:r>
     </w:p>
     <w:p>
@@ -715,26 +618,12 @@
         <w:t>DSAR window</w:t>
       </w:r>
       <w:r>
-        <w:t xml:space="preserve"> — subject access, rectification, erasure, portability,</w:t>
+        <w:t xml:space="preserve"> — 30 days (extendable to 90) at</w:t>
       </w:r>
     </w:p>
     <w:p>
       <w:r>
-        <w:t xml:space="preserve">and objection requests are responded to within </w:t>
-      </w:r>
-      <w:r>
-        <w:rPr>
-          <w:b/>
-        </w:rPr>
-        <w:t>30 days</w:t>
-      </w:r>
-      <w:r>
-        <w:t xml:space="preserve"> (extendable</w:t>
-      </w:r>
-    </w:p>
-    <w:p>
-      <w:r>
-        <w:t>by 60 days for complex requests) at privacy@birthright.live.</w:t>
+        <w:t>privacy@birthright.live.</w:t>
       </w:r>
     </w:p>
     <w:p>
@@ -748,29 +637,25 @@
         <w:t>Supervisory authority</w:t>
       </w:r>
       <w:r>
-        <w:t xml:space="preserve"> — EU/UK residents may lodge a complaint with</w:t>
+        <w:t xml:space="preserve"> — EU: your national DPA</w:t>
       </w:r>
     </w:p>
     <w:p>
       <w:r>
-        <w:t>their local supervisory authority; a list is available at</w:t>
+        <w:t>(</w:t>
       </w:r>
-    </w:p>
-    <w:p>
       <w:hyperlink r:id="rId9">
         <w:r>
           <w:rPr>
             <w:color w:val="0563C1"/>
             <w:u w:val="single"/>
           </w:rPr>
-          <w:t xml:space="preserve">https://edpb.europa.eu/about-edpb/about-edpb/members_en</w:t>
+          <w:t xml:space="preserve">https://edpb.europa.eu</w:t>
         </w:r>
       </w:hyperlink>
       <w:r>
-        <w:t xml:space="preserve"> (EU) and</w:t>
+        <w:t>). UK: ICO (</w:t>
       </w:r>
-    </w:p>
-    <w:p>
       <w:hyperlink r:id="rId10">
         <w:r>
           <w:rPr>
@@ -781,31 +666,7 @@
         </w:r>
       </w:hyperlink>
       <w:r>
-        <w:t xml:space="preserve"> (UK).</w:t>
-      </w:r>
-    </w:p>
-    <w:p>
-      <w:pPr>
-        <w:pStyle w:val="ListBullet"/>
-      </w:pPr>
-      <w:r>
-        <w:rPr>
-          <w:b/>
-        </w:rPr>
-        <w:t>VAT</w:t>
-      </w:r>
-      <w:r>
-        <w:t xml:space="preserve"> — Where Birthright's EU B2C digital-service or goods sales</w:t>
-      </w:r>
-    </w:p>
-    <w:p>
-      <w:r>
-        <w:t>cross applicable thresholds, VAT registration (One-Stop-Shop or</w:t>
-      </w:r>
-    </w:p>
-    <w:p>
-      <w:r>
-        <w:t>country-by-country) will be completed.</w:t>
+        <w:t>).</w:t>
       </w:r>
     </w:p>
     <w:sectPr>

--- a/backend/legal_docs/07-vendor-supplier-agreement.docx
+++ b/backend/legal_docs/07-vendor-supplier-agreement.docx
@@ -124,27 +124,7 @@
         <w:t>Parties:</w:t>
       </w:r>
       <w:r>
-        <w:t xml:space="preserve"> Birthright Foundation ("Birthright") and the vendor</w:t>
-      </w:r>
-    </w:p>
-    <w:p>
-      <w:r>
-        <w:t>identified below ("Vendor"). This agreement governs Vendor's sale of</w:t>
-      </w:r>
-    </w:p>
-    <w:p>
-      <w:r>
-        <w:t>goods through birthright.live, whether fulfilled by Vendor</w:t>
-      </w:r>
-    </w:p>
-    <w:p>
-      <w:r>
-        <w:t>(dropship), by print partners on Vendor's behalf, or by Birthright</w:t>
-      </w:r>
-    </w:p>
-    <w:p>
-      <w:r>
-        <w:t>holding stock.</w:t>
+        <w:t xml:space="preserve"> Birthright Foundation ("Birthright") and the vendor identified below ("Vendor"). This agreement governs Vendor's sale of goods through birthright.live, whether fulfilled by Vendor (dropship), by print partners on Vendor's behalf, or by Birthright holding stock.</w:t>
       </w:r>
     </w:p>
     <w:p>
@@ -166,12 +146,7 @@
         <w:t>independent contractor</w:t>
       </w:r>
       <w:r>
-        <w:t>. Nothing in this agreement</w:t>
-      </w:r>
-    </w:p>
-    <w:p>
-      <w:r>
-        <w:t>creates employment, agency, or partnership.</w:t>
+        <w:t>. Nothing in this agreement creates employment, agency, or partnership.</w:t>
       </w:r>
     </w:p>
     <w:p>
@@ -184,22 +159,7 @@
     </w:p>
     <w:p>
       <w:r>
-        <w:t>Vendor may list products approved by Birthright. Each listing states</w:t>
-      </w:r>
-    </w:p>
-    <w:p>
-      <w:r>
-        <w:t>name, description, SKU, retail price, wholesale price, fulfilment</w:t>
-      </w:r>
-    </w:p>
-    <w:p>
-      <w:r>
-        <w:t>mode (Vendor, print partner, or Birthright), and stock policy.</w:t>
-      </w:r>
-    </w:p>
-    <w:p>
-      <w:r>
-        <w:t>Vendor is responsible for the accuracy of listing content.</w:t>
+        <w:t>Vendor may list products approved by Birthright. Each listing states name, description, SKU, retail price, wholesale price, fulfilment mode (Vendor, print partner, or Birthright), and stock policy. Vendor is responsible for the accuracy of listing content.</w:t>
       </w:r>
     </w:p>
     <w:p>
@@ -212,22 +172,7 @@
     </w:p>
     <w:p>
       <w:r>
-        <w:t>Birthright pays Vendor the wholesale price for each sold unit;</w:t>
-      </w:r>
-    </w:p>
-    <w:p>
-      <w:r>
-        <w:t>Birthright retains retail minus wholesale minus payment fees.</w:t>
-      </w:r>
-    </w:p>
-    <w:p>
-      <w:r>
-        <w:t>Retail price includes shipping unless otherwise noted. Founding</w:t>
-      </w:r>
-    </w:p>
-    <w:p>
-      <w:r>
-        <w:t>Partner vendors earn an additional 5% margin uplift for 5 years.</w:t>
+        <w:t>Birthright pays Vendor the wholesale price for each sold unit; Birthright retains retail minus wholesale minus payment fees. Retail price includes shipping unless otherwise noted. Founding Partner vendors earn an additional 5% margin uplift for 5 years.</w:t>
       </w:r>
     </w:p>
     <w:p>
@@ -249,17 +194,7 @@
         <w:t>Vendor dropship</w:t>
       </w:r>
       <w:r>
-        <w:t>: Vendor ships within 3 business days of a</w:t>
-      </w:r>
-    </w:p>
-    <w:p>
-      <w:r>
-        <w:t>cleared order, or within Vendor's stated production time for</w:t>
-      </w:r>
-    </w:p>
-    <w:p>
-      <w:r>
-        <w:t>made-to-order goods.</w:t>
+        <w:t>: Vendor ships within 3 business days of a cleared order, or within Vendor's stated production time for made-to-order goods.</w:t>
       </w:r>
     </w:p>
     <w:p>
@@ -273,17 +208,7 @@
         <w:t>Vendor custom form</w:t>
       </w:r>
       <w:r>
-        <w:t xml:space="preserve"> (e.g., 7C's Farmstead patches): Birthright</w:t>
-      </w:r>
-    </w:p>
-    <w:p>
-      <w:r>
-        <w:t>sends Vendor a fully pre-filled order form; Vendor produces and</w:t>
-      </w:r>
-    </w:p>
-    <w:p>
-      <w:r>
-        <w:t>ships.</w:t>
+        <w:t xml:space="preserve"> (e.g., 7C's Farmstead patches): Birthright sends Vendor a fully pre-filled order form; Vendor produces and ships.</w:t>
       </w:r>
     </w:p>
     <w:p>
@@ -297,12 +222,7 @@
         <w:t>Print partners</w:t>
       </w:r>
       <w:r>
-        <w:t xml:space="preserve"> (Printful / Lulu): fulfilment is handled by the</w:t>
-      </w:r>
-    </w:p>
-    <w:p>
-      <w:r>
-        <w:t>partner under Birthright's account.</w:t>
+        <w:t xml:space="preserve"> (Printful / Lulu): fulfilment is handled by the partner under Birthright's account.</w:t>
       </w:r>
     </w:p>
     <w:p>
@@ -315,27 +235,7 @@
     </w:p>
     <w:p>
       <w:r>
-        <w:t>Vendor warrants goods are as described, fit for intended use, and</w:t>
-      </w:r>
-    </w:p>
-    <w:p>
-      <w:r>
-        <w:t>free from material defect. Buyer returns for defect or</w:t>
-      </w:r>
-    </w:p>
-    <w:p>
-      <w:r>
-        <w:t>misdescription are refunded by Birthright; Birthright is entitled to</w:t>
-      </w:r>
-    </w:p>
-    <w:p>
-      <w:r>
-        <w:t>recoup wholesale from Vendor. See</w:t>
-      </w:r>
-    </w:p>
-    <w:p>
-      <w:r>
-        <w:t>[Refund &amp; Returns Policy](/legal/refunds).</w:t>
+        <w:t>Vendor warrants goods are as described, fit for intended use, and free from material defect. Buyer returns for defect or misdescription are refunded by Birthright; Birthright is entitled to recoup wholesale from Vendor. See [Refund &amp; Returns Policy](/legal/refunds).</w:t>
       </w:r>
     </w:p>
     <w:p>
@@ -348,17 +248,7 @@
     </w:p>
     <w:p>
       <w:r>
-        <w:t>Vendor retains ownership of Vendor's product designs and marks.</w:t>
-      </w:r>
-    </w:p>
-    <w:p>
-      <w:r>
-        <w:t>Vendor grants Birthright a non-exclusive, royalty-free licence to</w:t>
-      </w:r>
-    </w:p>
-    <w:p>
-      <w:r>
-        <w:t>list, market, and photograph the products for sale on the platform.</w:t>
+        <w:t>Vendor retains ownership of Vendor's product designs and marks. Vendor grants Birthright a non-exclusive, royalty-free licence to list, market, and photograph the products for sale on the platform.</w:t>
       </w:r>
     </w:p>
     <w:p>
@@ -371,12 +261,7 @@
     </w:p>
     <w:p>
       <w:r>
-        <w:t>Monthly payouts when Vendor's balance exceeds US $50. Vendor</w:t>
-      </w:r>
-    </w:p>
-    <w:p>
-      <w:r>
-        <w:t>provides a W-9 (or W-8BEN) before the first payout.</w:t>
+        <w:t>Monthly payouts when Vendor's balance exceeds US $50. Vendor provides a W-9 (or W-8BEN) before the first payout.</w:t>
       </w:r>
     </w:p>
     <w:p>
@@ -389,27 +274,7 @@
     </w:p>
     <w:p>
       <w:r>
-        <w:t>Vendor warrants goods do not infringe third-party rights and comply</w:t>
-      </w:r>
-    </w:p>
-    <w:p>
-      <w:r>
-        <w:t>with applicable safety and labelling laws. Vendor will indemnify</w:t>
-      </w:r>
-    </w:p>
-    <w:p>
-      <w:r>
-        <w:t>Birthright against claims arising from the goods and will maintain</w:t>
-      </w:r>
-    </w:p>
-    <w:p>
-      <w:r>
-        <w:t>US $1,000,000 per-occurrence product-liability insurance if goods</w:t>
-      </w:r>
-    </w:p>
-    <w:p>
-      <w:r>
-        <w:t>are physical consumables or wearables.</w:t>
+        <w:t>Vendor warrants goods do not infringe third-party rights and comply with applicable safety and labelling laws. Vendor will indemnify Birthright against claims arising from the goods and will maintain US $1,000,000 per-occurrence product-liability insurance if goods are physical consumables or wearables.</w:t>
       </w:r>
     </w:p>
     <w:p>
@@ -422,17 +287,7 @@
     </w:p>
     <w:p>
       <w:r>
-        <w:t>Either party may terminate on 30 days' written notice. On</w:t>
-      </w:r>
-    </w:p>
-    <w:p>
-      <w:r>
-        <w:t>termination, existing orders are fulfilled and pending payouts</w:t>
-      </w:r>
-    </w:p>
-    <w:p>
-      <w:r>
-        <w:t>settled.</w:t>
+        <w:t>Either party may terminate on 30 days' written notice. On termination, existing orders are fulfilled and pending payouts settled.</w:t>
       </w:r>
     </w:p>
     <w:p>
@@ -451,12 +306,7 @@
     <w:p/>
     <w:p>
       <w:r>
-        <w:t>*First draft — pending counsel ratification. Comments to</w:t>
-      </w:r>
-    </w:p>
-    <w:p>
-      <w:r>
-        <w:t>legal@birthright.live.*</w:t>
+        <w:t>*First draft — pending counsel ratification. Comments to legal@birthright.live.*</w:t>
       </w:r>
     </w:p>
     <w:p/>
@@ -470,12 +320,7 @@
     </w:p>
     <w:p>
       <w:r>
-        <w:t>Where an EU or UK resident's mandatory local rights conflict with this</w:t>
-      </w:r>
-    </w:p>
-    <w:p>
-      <w:r>
-        <w:t>document, the local rules prevail. Key points:</w:t>
+        <w:t>Where an EU or UK resident's mandatory local rights conflict with this document, the local rules prevail. Key points:</w:t>
       </w:r>
     </w:p>
     <w:p>
@@ -498,22 +343,7 @@
         <w:t>UK GDPR</w:t>
       </w:r>
       <w:r>
-        <w:t xml:space="preserve"> govern personal-data</w:t>
-      </w:r>
-    </w:p>
-    <w:p>
-      <w:r>
-        <w:t>processing. Lawful bases: contract necessity, legitimate interests</w:t>
-      </w:r>
-    </w:p>
-    <w:p>
-      <w:r>
-        <w:t>(with opt-out), consent (marketing / non-essential cookies), and</w:t>
-      </w:r>
-    </w:p>
-    <w:p>
-      <w:r>
-        <w:t>legal obligation.</w:t>
+        <w:t xml:space="preserve"> govern personal-data processing. Lawful bases: contract necessity, legitimate interests (with opt-out), consent (marketing / non-essential cookies), and legal obligation.</w:t>
       </w:r>
     </w:p>
     <w:p>
@@ -527,12 +357,7 @@
         <w:t>ePrivacy Directive (2002/58/EC)</w:t>
       </w:r>
       <w:r>
-        <w:t xml:space="preserve"> — non-essential cookies require</w:t>
-      </w:r>
-    </w:p>
-    <w:p>
-      <w:r>
-        <w:t>prior opt-in consent (see our Cookie Notice).</w:t>
+        <w:t xml:space="preserve"> — non-essential cookies require prior opt-in consent (see our Cookie Notice).</w:t>
       </w:r>
     </w:p>
     <w:p>
@@ -546,22 +371,7 @@
         <w:t>Consumer Rights Directive (2011/83/EU)</w:t>
       </w:r>
       <w:r>
-        <w:t xml:space="preserve"> — 14-day right of</w:t>
-      </w:r>
-    </w:p>
-    <w:p>
-      <w:r>
-        <w:t>withdrawal on distance sales of goods and most digital services.</w:t>
-      </w:r>
-    </w:p>
-    <w:p>
-      <w:r>
-        <w:t>Fully-performed digital content with prior consent may lose that</w:t>
-      </w:r>
-    </w:p>
-    <w:p>
-      <w:r>
-        <w:t>right.</w:t>
+        <w:t xml:space="preserve"> — 14-day right of withdrawal on distance sales of goods and most digital services. Fully-performed digital content with prior consent may lose that right.</w:t>
       </w:r>
     </w:p>
     <w:p>
@@ -575,17 +385,7 @@
         <w:t>Digital Services Act (Reg. 2022/2065)</w:t>
       </w:r>
       <w:r>
-        <w:t xml:space="preserve"> — community features</w:t>
-      </w:r>
-    </w:p>
-    <w:p>
-      <w:r>
-        <w:t>(posts, DMs, disputes) fall in scope. Single point of contact:</w:t>
-      </w:r>
-    </w:p>
-    <w:p>
-      <w:r>
-        <w:t>eu-contact@birthright.live.</w:t>
+        <w:t xml:space="preserve"> — community features (posts, DMs, disputes) fall in scope. Single point of contact: eu-contact@birthright.live.</w:t>
       </w:r>
     </w:p>
     <w:p>
@@ -599,12 +399,7 @@
         <w:t>Cross-border transfers</w:t>
       </w:r>
       <w:r>
-        <w:t xml:space="preserve"> — EU SCCs (2021/914) + UK IDTA with a</w:t>
-      </w:r>
-    </w:p>
-    <w:p>
-      <w:r>
-        <w:t>transfer-impact assessment per sub-processor.</w:t>
+        <w:t xml:space="preserve"> — EU SCCs (2021/914) + UK IDTA with a transfer-impact assessment per sub-processor.</w:t>
       </w:r>
     </w:p>
     <w:p>
@@ -618,12 +413,7 @@
         <w:t>DSAR window</w:t>
       </w:r>
       <w:r>
-        <w:t xml:space="preserve"> — 30 days (extendable to 90) at</w:t>
-      </w:r>
-    </w:p>
-    <w:p>
-      <w:r>
-        <w:t>privacy@birthright.live.</w:t>
+        <w:t xml:space="preserve"> — 30 days (extendable to 90) at privacy@birthright.live.</w:t>
       </w:r>
     </w:p>
     <w:p>
@@ -637,12 +427,7 @@
         <w:t>Supervisory authority</w:t>
       </w:r>
       <w:r>
-        <w:t xml:space="preserve"> — EU: your national DPA</w:t>
-      </w:r>
-    </w:p>
-    <w:p>
-      <w:r>
-        <w:t>(</w:t>
+        <w:t xml:space="preserve"> — EU: your national DPA (</w:t>
       </w:r>
       <w:hyperlink r:id="rId9">
         <w:r>
@@ -671,7 +456,7 @@
     </w:p>
     <w:sectPr>
       <w:pgSz w:w="12240" w:h="15840"/>
-      <w:pgMar w:top="1152" w:right="1296" w:bottom="1152" w:left="1296" w:header="720" w:footer="720" w:gutter="0"/>
+      <w:pgMar w:top="1440" w:right="1440" w:bottom="1440" w:left="1440" w:header="720" w:footer="720" w:gutter="0"/>
       <w:cols w:space="720"/>
       <w:docGrid w:linePitch="360"/>
     </w:sectPr>
@@ -1042,6 +827,9 @@
     <w:name w:val="Normal"/>
     <w:qFormat/>
     <w:rsid w:val="00FC693F"/>
+    <w:pPr>
+      <w:spacing w:line="240" w:lineRule="auto" w:before="0" w:after="120"/>
+    </w:pPr>
     <w:rPr>
       <w:rFonts w:ascii="Calibri" w:hAnsi="Calibri"/>
       <w:sz w:val="22"/>

--- a/backend/legal_docs/07-vendor-supplier-agreement.docx
+++ b/backend/legal_docs/07-vendor-supplier-agreement.docx
@@ -105,7 +105,7 @@
           <w:i/>
           <w:color w:val="7C5316"/>
         </w:rPr>
-        <w:t>Executive Director: James Reagan · Contact: legal@birthright.live</w:t>
+        <w:t>Executive Director: Amanda Reagan · Contact: legal@birthright.live</w:t>
       </w:r>
     </w:p>
     <w:p>
